--- a/docs/answers/as-matrixmultiplication.docx
+++ b/docs/answers/as-matrixmultiplication.docx
@@ -44,7 +44,7 @@
       <w:r>
         <w:t xml:space="preserve"> </w:t>
       </w:r>
-      <w:hyperlink r:id="rId20">
+      <w:hyperlink r:id="rId9">
         <w:r>
           <w:rPr>
             <w:rStyle w:val="Hyperlink"/>
@@ -75,7 +75,7 @@
         </w:pict>
       </w:r>
     </w:p>
-    <w:bookmarkStart w:id="21" w:name="q1"/>
+    <w:bookmarkStart w:id="10" w:name="q1"/>
     <w:p>
       <w:pPr>
         <w:pStyle w:val="Heading2"/>
@@ -2889,22 +2889,24 @@
         <m:r>
           <m:t> </m:t>
         </m:r>
-        <m:d>
-          <m:dPr>
-            <m:begChr m:val="("/>
-            <m:sepChr m:val=""/>
-            <m:endChr m:val=")"/>
-            <m:grow/>
-          </m:dPr>
-          <m:e>
-            <m:r>
-              <m:t>S</m:t>
-            </m:r>
-            <m:r>
-              <m:t>T</m:t>
-            </m:r>
-          </m:e>
-        </m:d>
+        <m:r>
+          <m:rPr>
+            <m:sty m:val="p"/>
+          </m:rPr>
+          <m:t>(</m:t>
+        </m:r>
+        <m:r>
+          <m:t>S</m:t>
+        </m:r>
+        <m:r>
+          <m:t>T</m:t>
+        </m:r>
+        <m:r>
+          <m:rPr>
+            <m:sty m:val="p"/>
+          </m:rPr>
+          <m:t>)</m:t>
+        </m:r>
         <m:r>
           <m:rPr>
             <m:sty m:val="p"/>
@@ -3292,28 +3294,30 @@
         <m:r>
           <m:t> </m:t>
         </m:r>
-        <m:d>
-          <m:dPr>
-            <m:begChr m:val="("/>
-            <m:sepChr m:val=""/>
-            <m:endChr m:val=")"/>
-            <m:grow/>
-          </m:dPr>
-          <m:e>
-            <m:r>
-              <m:t>V</m:t>
-            </m:r>
-            <m:r>
-              <m:rPr>
-                <m:sty m:val="p"/>
-              </m:rPr>
-              <m:t>+</m:t>
-            </m:r>
-            <m:r>
-              <m:t>U</m:t>
-            </m:r>
-          </m:e>
-        </m:d>
+        <m:r>
+          <m:rPr>
+            <m:sty m:val="p"/>
+          </m:rPr>
+          <m:t>(</m:t>
+        </m:r>
+        <m:r>
+          <m:t>V</m:t>
+        </m:r>
+        <m:r>
+          <m:rPr>
+            <m:sty m:val="p"/>
+          </m:rPr>
+          <m:t>+</m:t>
+        </m:r>
+        <m:r>
+          <m:t>U</m:t>
+        </m:r>
+        <m:r>
+          <m:rPr>
+            <m:sty m:val="p"/>
+          </m:rPr>
+          <m:t>)</m:t>
+        </m:r>
         <m:r>
           <m:t>X</m:t>
         </m:r>
@@ -3594,8 +3598,8 @@
         </w:pict>
       </w:r>
     </w:p>
-    <w:bookmarkEnd w:id="21"/>
-    <w:bookmarkStart w:id="23" w:name="version-history"/>
+    <w:bookmarkEnd w:id="10"/>
+    <w:bookmarkStart w:id="12" w:name="version-history"/>
     <w:p>
       <w:pPr>
         <w:pStyle w:val="Heading2"/>
@@ -3616,7 +3620,7 @@
       <w:pPr>
         <w:pStyle w:val="BodyText"/>
       </w:pPr>
-      <w:hyperlink r:id="rId22">
+      <w:hyperlink r:id="rId11">
         <w:r>
           <w:rPr>
             <w:rStyle w:val="Hyperlink"/>
@@ -3625,7 +3629,7 @@
         </w:r>
       </w:hyperlink>
     </w:p>
-    <w:bookmarkEnd w:id="23"/>
+    <w:bookmarkEnd w:id="12"/>
     <w:sectPr>
       <w:pgSz w:h="15840" w:w="12240"/>
       <w:pgMar w:bottom="1440" w:footer="720" w:gutter="0" w:header="720" w:left="1440" w:right="1440" w:top="1440"/>
